--- a/2. Second_Semester/1. Software Project Management and Quality Assurance/Assignment-2-Cover Page.docx
+++ b/2. Second_Semester/1. Software Project Management and Quality Assurance/Assignment-2-Cover Page.docx
@@ -763,47 +763,47 @@
           <w:sz w:val="32"/>
           <w:szCs w:val="32"/>
         </w:rPr>
-        <w:t>11</w:t>
+        <w:t>15</w:t>
+      </w:r>
+      <w:r>
+        <w:rPr>
+          <w:rFonts w:ascii="Times New Roman" w:eastAsia="Times New Roman" w:hAnsi="Times New Roman" w:cs="Times New Roman"/>
+          <w:color w:val="0D0D0D" w:themeColor="text1" w:themeTint="F2"/>
+          <w:sz w:val="32"/>
+          <w:szCs w:val="32"/>
+          <w:vertAlign w:val="superscript"/>
+        </w:rPr>
+        <w:t>th</w:t>
+      </w:r>
+      <w:r>
+        <w:rPr>
+          <w:rFonts w:ascii="Times New Roman" w:eastAsia="Times New Roman" w:hAnsi="Times New Roman" w:cs="Times New Roman"/>
+          <w:color w:val="0D0D0D" w:themeColor="text1" w:themeTint="F2"/>
+          <w:sz w:val="32"/>
+          <w:szCs w:val="32"/>
+        </w:rPr>
+        <w:t xml:space="preserve"> </w:t>
+      </w:r>
+      <w:r>
+        <w:rPr>
+          <w:rFonts w:ascii="Times New Roman" w:eastAsia="Times New Roman" w:hAnsi="Times New Roman" w:cs="Times New Roman"/>
+          <w:color w:val="0D0D0D" w:themeColor="text1" w:themeTint="F2"/>
+          <w:sz w:val="32"/>
+          <w:szCs w:val="32"/>
+        </w:rPr>
+        <w:t>June</w:t>
+      </w:r>
+      <w:r>
+        <w:rPr>
+          <w:rFonts w:ascii="Times New Roman" w:eastAsia="Times New Roman" w:hAnsi="Times New Roman" w:cs="Times New Roman"/>
+          <w:color w:val="0D0D0D" w:themeColor="text1" w:themeTint="F2"/>
+          <w:sz w:val="32"/>
+          <w:szCs w:val="32"/>
+        </w:rPr>
+        <w:t xml:space="preserve"> 2026</w:t>
       </w:r>
       <w:bookmarkStart w:id="0" w:name="_GoBack"/>
       <w:bookmarkEnd w:id="0"/>
-      <w:r>
-        <w:rPr>
-          <w:rFonts w:ascii="Times New Roman" w:eastAsia="Times New Roman" w:hAnsi="Times New Roman" w:cs="Times New Roman"/>
-          <w:color w:val="0D0D0D" w:themeColor="text1" w:themeTint="F2"/>
-          <w:sz w:val="32"/>
-          <w:szCs w:val="32"/>
-          <w:vertAlign w:val="superscript"/>
-        </w:rPr>
-        <w:t>th</w:t>
-      </w:r>
-      <w:r>
-        <w:rPr>
-          <w:rFonts w:ascii="Times New Roman" w:eastAsia="Times New Roman" w:hAnsi="Times New Roman" w:cs="Times New Roman"/>
-          <w:color w:val="0D0D0D" w:themeColor="text1" w:themeTint="F2"/>
-          <w:sz w:val="32"/>
-          <w:szCs w:val="32"/>
-        </w:rPr>
-        <w:t xml:space="preserve"> </w:t>
-      </w:r>
-      <w:r>
-        <w:rPr>
-          <w:rFonts w:ascii="Times New Roman" w:eastAsia="Times New Roman" w:hAnsi="Times New Roman" w:cs="Times New Roman"/>
-          <w:color w:val="0D0D0D" w:themeColor="text1" w:themeTint="F2"/>
-          <w:sz w:val="32"/>
-          <w:szCs w:val="32"/>
-        </w:rPr>
-        <w:t>June</w:t>
-      </w:r>
-      <w:r>
-        <w:rPr>
-          <w:rFonts w:ascii="Times New Roman" w:eastAsia="Times New Roman" w:hAnsi="Times New Roman" w:cs="Times New Roman"/>
-          <w:color w:val="0D0D0D" w:themeColor="text1" w:themeTint="F2"/>
-          <w:sz w:val="32"/>
-          <w:szCs w:val="32"/>
-        </w:rPr>
-        <w:t xml:space="preserve"> 2026</w:t>
-      </w:r>
     </w:p>
     <w:sectPr>
       <w:pgSz w:w="11906" w:h="16838" w:code="9"/>

--- a/2. Second_Semester/1. Software Project Management and Quality Assurance/Assignment-2-Cover Page.docx
+++ b/2. Second_Semester/1. Software Project Management and Quality Assurance/Assignment-2-Cover Page.docx
@@ -217,18 +217,19 @@
           <w:sz w:val="32"/>
           <w:szCs w:val="32"/>
         </w:rPr>
-        <w:t>Developing a Student Information System (SIS) Using Product Breakdown Structure (PBS)</w:t>
-      </w:r>
-      <w:r>
-        <w:rPr>
-          <w:rFonts w:ascii="Times New Roman" w:eastAsia="Times New Roman" w:hAnsi="Times New Roman" w:cs="Times New Roman"/>
-          <w:color w:val="1A0DAB"/>
-          <w:sz w:val="32"/>
-          <w:szCs w:val="32"/>
-          <w:shd w:val="clear" w:color="auto" w:fill="FFFFFF"/>
-        </w:rPr>
-        <w:t xml:space="preserve"> </w:t>
-      </w:r>
+        <w:t>Case Study Analysis: Step Wise Planning for JU Comprehensive Student Information &amp; Payment System</w:t>
+      </w:r>
+      <w:r>
+        <w:rPr>
+          <w:rFonts w:ascii="Times New Roman" w:hAnsi="Times New Roman" w:cs="Times New Roman"/>
+          <w:color w:val="0D0D0D" w:themeColor="text1" w:themeTint="F2"/>
+          <w:sz w:val="32"/>
+          <w:szCs w:val="32"/>
+        </w:rPr>
+        <w:t>.</w:t>
+      </w:r>
+      <w:bookmarkStart w:id="0" w:name="_GoBack"/>
+      <w:bookmarkEnd w:id="0"/>
       <w:r>
         <w:rPr>
           <w:rFonts w:ascii="Times New Roman" w:eastAsia="Times New Roman" w:hAnsi="Times New Roman" w:cs="Times New Roman"/>
@@ -802,8 +803,6 @@
         </w:rPr>
         <w:t xml:space="preserve"> 2026</w:t>
       </w:r>
-      <w:bookmarkStart w:id="0" w:name="_GoBack"/>
-      <w:bookmarkEnd w:id="0"/>
     </w:p>
     <w:sectPr>
       <w:pgSz w:w="11906" w:h="16838" w:code="9"/>
